--- a/por/docx/47.content.docx
+++ b/por/docx/47.content.docx
@@ -10893,19 +10893,7 @@
         <w:rPr>
           <w:lang w:val="pt_PT" w:bidi="pt_PT"/>
         </w:rPr>
-        <w:t xml:space="preserve">; </w:t>
-      </w:r>
-      <w:r>
-        <w:rPr>
-          <w:lang w:val="pt_PT" w:bidi="pt_PT"/>
-        </w:rPr>
-        <w:t>1 Coríntios Introdução do Livro</w:t>
-      </w:r>
-      <w:r>
-        <w:rPr>
-          <w:lang w:val="pt_PT" w:bidi="pt_PT"/>
-        </w:rPr>
-        <w:t>, “Contexto”).</w:t>
+        <w:t>; 1 Coríntios Introdução do Livro, “Contexto”).</w:t>
       </w:r>
       <w:r>
         <w:rPr>
